--- a/Documentation/Preparation/Group_Project_sample_report.docx
+++ b/Documentation/Preparation/Group_Project_sample_report.docx
@@ -469,6 +469,12 @@
     </w:p>
     <w:sdt>
       <w:sdtPr>
+        <w:rPr>
+          <w:rFonts w:asciiTheme="minorHAnsi" w:eastAsiaTheme="minorHAnsi" w:hAnsiTheme="minorHAnsi" w:cstheme="minorBidi"/>
+          <w:color w:val="auto"/>
+          <w:sz w:val="22"/>
+          <w:szCs w:val="22"/>
+        </w:rPr>
         <w:id w:val="297039579"/>
         <w:docPartObj>
           <w:docPartGallery w:val="Table of Contents"/>
@@ -477,11 +483,10 @@
       </w:sdtPr>
       <w:sdtEndPr>
         <w:rPr>
-          <w:rFonts w:eastAsiaTheme="minorHAnsi" w:cs="Times New Roman"/>
+          <w:rFonts w:cs="Times New Roman"/>
           <w:b/>
           <w:bCs/>
           <w:noProof/>
-          <w:color w:val="auto"/>
           <w:sz w:val="24"/>
           <w:szCs w:val="24"/>
         </w:rPr>
@@ -537,7 +542,7 @@
             </w:rPr>
             <w:fldChar w:fldCharType="separate"/>
           </w:r>
-          <w:hyperlink w:anchor="_Toc240387928" w:history="1">
+          <w:hyperlink w:anchor="_Toc241925530" w:history="1">
             <w:r>
               <w:rPr>
                 <w:rStyle w:val="Hyperlink"/>
@@ -578,7 +583,7 @@
                 <w:noProof/>
                 <w:webHidden/>
               </w:rPr>
-              <w:instrText xml:space="preserve"> PAGEREF _Toc240387928 \h </w:instrText>
+              <w:instrText xml:space="preserve"> PAGEREF _Toc241925530 \h </w:instrText>
             </w:r>
             <w:r>
               <w:rPr>
@@ -621,7 +626,7 @@
               <w:noProof/>
             </w:rPr>
           </w:pPr>
-          <w:hyperlink w:anchor="_Toc240387929" w:history="1">
+          <w:hyperlink w:anchor="_Toc241925531" w:history="1">
             <w:r>
               <w:rPr>
                 <w:rStyle w:val="Hyperlink"/>
@@ -662,7 +667,7 @@
                 <w:noProof/>
                 <w:webHidden/>
               </w:rPr>
-              <w:instrText xml:space="preserve"> PAGEREF _Toc240387929 \h </w:instrText>
+              <w:instrText xml:space="preserve"> PAGEREF _Toc241925531 \h </w:instrText>
             </w:r>
             <w:r>
               <w:rPr>
@@ -705,7 +710,7 @@
               <w:noProof/>
             </w:rPr>
           </w:pPr>
-          <w:hyperlink w:anchor="_Toc240387930" w:history="1">
+          <w:hyperlink w:anchor="_Toc241925532" w:history="1">
             <w:r>
               <w:rPr>
                 <w:rStyle w:val="Hyperlink"/>
@@ -746,7 +751,7 @@
                 <w:noProof/>
                 <w:webHidden/>
               </w:rPr>
-              <w:instrText xml:space="preserve"> PAGEREF _Toc240387930 \h </w:instrText>
+              <w:instrText xml:space="preserve"> PAGEREF _Toc241925532 \h </w:instrText>
             </w:r>
             <w:r>
               <w:rPr>
@@ -789,7 +794,7 @@
               <w:noProof/>
             </w:rPr>
           </w:pPr>
-          <w:hyperlink w:anchor="_Toc240387931" w:history="1">
+          <w:hyperlink w:anchor="_Toc241925533" w:history="1">
             <w:r>
               <w:rPr>
                 <w:rStyle w:val="Hyperlink"/>
@@ -830,7 +835,7 @@
                 <w:noProof/>
                 <w:webHidden/>
               </w:rPr>
-              <w:instrText xml:space="preserve"> PAGEREF _Toc240387931 \h </w:instrText>
+              <w:instrText xml:space="preserve"> PAGEREF _Toc241925533 \h </w:instrText>
             </w:r>
             <w:r>
               <w:rPr>
@@ -873,7 +878,7 @@
               <w:noProof/>
             </w:rPr>
           </w:pPr>
-          <w:hyperlink w:anchor="_Toc240387932" w:history="1">
+          <w:hyperlink w:anchor="_Toc241925534" w:history="1">
             <w:r>
               <w:rPr>
                 <w:rStyle w:val="Hyperlink"/>
@@ -914,7 +919,7 @@
                 <w:noProof/>
                 <w:webHidden/>
               </w:rPr>
-              <w:instrText xml:space="preserve"> PAGEREF _Toc240387932 \h </w:instrText>
+              <w:instrText xml:space="preserve"> PAGEREF _Toc241925534 \h </w:instrText>
             </w:r>
             <w:r>
               <w:rPr>
@@ -957,7 +962,7 @@
               <w:noProof/>
             </w:rPr>
           </w:pPr>
-          <w:hyperlink w:anchor="_Toc240387933" w:history="1">
+          <w:hyperlink w:anchor="_Toc241925535" w:history="1">
             <w:r>
               <w:rPr>
                 <w:rStyle w:val="Hyperlink"/>
@@ -998,7 +1003,7 @@
                 <w:noProof/>
                 <w:webHidden/>
               </w:rPr>
-              <w:instrText xml:space="preserve"> PAGEREF _Toc240387933 \h </w:instrText>
+              <w:instrText xml:space="preserve"> PAGEREF _Toc241925535 \h </w:instrText>
             </w:r>
             <w:r>
               <w:rPr>
@@ -1041,7 +1046,7 @@
               <w:noProof/>
             </w:rPr>
           </w:pPr>
-          <w:hyperlink w:anchor="_Toc240387934" w:history="1">
+          <w:hyperlink w:anchor="_Toc241925536" w:history="1">
             <w:r>
               <w:rPr>
                 <w:rStyle w:val="Hyperlink"/>
@@ -1082,7 +1087,7 @@
                 <w:noProof/>
                 <w:webHidden/>
               </w:rPr>
-              <w:instrText xml:space="preserve"> PAGEREF _Toc240387934 \h </w:instrText>
+              <w:instrText xml:space="preserve"> PAGEREF _Toc241925536 \h </w:instrText>
             </w:r>
             <w:r>
               <w:rPr>
@@ -1125,7 +1130,7 @@
               <w:noProof/>
             </w:rPr>
           </w:pPr>
-          <w:hyperlink w:anchor="_Toc240387935" w:history="1">
+          <w:hyperlink w:anchor="_Toc241925537" w:history="1">
             <w:r>
               <w:rPr>
                 <w:rStyle w:val="Hyperlink"/>
@@ -1166,7 +1171,7 @@
                 <w:noProof/>
                 <w:webHidden/>
               </w:rPr>
-              <w:instrText xml:space="preserve"> PAGEREF _Toc240387935 \h </w:instrText>
+              <w:instrText xml:space="preserve"> PAGEREF _Toc241925537 \h </w:instrText>
             </w:r>
             <w:r>
               <w:rPr>
@@ -1209,7 +1214,7 @@
               <w:noProof/>
             </w:rPr>
           </w:pPr>
-          <w:hyperlink w:anchor="_Toc240387936" w:history="1">
+          <w:hyperlink w:anchor="_Toc241925538" w:history="1">
             <w:r>
               <w:rPr>
                 <w:rStyle w:val="Hyperlink"/>
@@ -1250,7 +1255,7 @@
                 <w:noProof/>
                 <w:webHidden/>
               </w:rPr>
-              <w:instrText xml:space="preserve"> PAGEREF _Toc240387936 \h </w:instrText>
+              <w:instrText xml:space="preserve"> PAGEREF _Toc241925538 \h </w:instrText>
             </w:r>
             <w:r>
               <w:rPr>
@@ -1293,7 +1298,7 @@
               <w:noProof/>
             </w:rPr>
           </w:pPr>
-          <w:hyperlink w:anchor="_Toc240387937" w:history="1">
+          <w:hyperlink w:anchor="_Toc241925539" w:history="1">
             <w:r>
               <w:rPr>
                 <w:rStyle w:val="Hyperlink"/>
@@ -1334,7 +1339,7 @@
                 <w:noProof/>
                 <w:webHidden/>
               </w:rPr>
-              <w:instrText xml:space="preserve"> PAGEREF _Toc240387937 \h </w:instrText>
+              <w:instrText xml:space="preserve"> PAGEREF _Toc241925539 \h </w:instrText>
             </w:r>
             <w:r>
               <w:rPr>
@@ -1355,6 +1360,594 @@
                 <w:webHidden/>
               </w:rPr>
               <w:t>6</w:t>
+            </w:r>
+            <w:r>
+              <w:rPr>
+                <w:noProof/>
+                <w:webHidden/>
+              </w:rPr>
+              <w:fldChar w:fldCharType="end"/>
+            </w:r>
+          </w:hyperlink>
+        </w:p>
+        <w:p>
+          <w:pPr>
+            <w:pStyle w:val="TOC1"/>
+            <w:tabs>
+              <w:tab w:val="left" w:pos="440"/>
+              <w:tab w:val="right" w:leader="dot" w:pos="9592"/>
+            </w:tabs>
+            <w:rPr>
+              <w:rFonts w:eastAsiaTheme="minorEastAsia"/>
+              <w:noProof/>
+            </w:rPr>
+          </w:pPr>
+          <w:hyperlink w:anchor="_Toc241925540" w:history="1">
+            <w:r>
+              <w:rPr>
+                <w:rStyle w:val="Hyperlink"/>
+                <w:noProof/>
+              </w:rPr>
+              <w:t>4.</w:t>
+            </w:r>
+            <w:r>
+              <w:rPr>
+                <w:rFonts w:eastAsiaTheme="minorEastAsia"/>
+                <w:noProof/>
+              </w:rPr>
+              <w:tab/>
+            </w:r>
+            <w:r>
+              <w:rPr>
+                <w:rStyle w:val="Hyperlink"/>
+                <w:noProof/>
+              </w:rPr>
+              <w:t>Requirement Engineering</w:t>
+            </w:r>
+            <w:r>
+              <w:rPr>
+                <w:noProof/>
+                <w:webHidden/>
+              </w:rPr>
+              <w:tab/>
+            </w:r>
+            <w:r>
+              <w:rPr>
+                <w:noProof/>
+                <w:webHidden/>
+              </w:rPr>
+              <w:fldChar w:fldCharType="begin"/>
+            </w:r>
+            <w:r>
+              <w:rPr>
+                <w:noProof/>
+                <w:webHidden/>
+              </w:rPr>
+              <w:instrText xml:space="preserve"> PAGEREF _Toc241925540 \h </w:instrText>
+            </w:r>
+            <w:r>
+              <w:rPr>
+                <w:noProof/>
+                <w:webHidden/>
+              </w:rPr>
+            </w:r>
+            <w:r>
+              <w:rPr>
+                <w:noProof/>
+                <w:webHidden/>
+              </w:rPr>
+              <w:fldChar w:fldCharType="separate"/>
+            </w:r>
+            <w:r>
+              <w:rPr>
+                <w:noProof/>
+                <w:webHidden/>
+              </w:rPr>
+              <w:t>8</w:t>
+            </w:r>
+            <w:r>
+              <w:rPr>
+                <w:noProof/>
+                <w:webHidden/>
+              </w:rPr>
+              <w:fldChar w:fldCharType="end"/>
+            </w:r>
+          </w:hyperlink>
+        </w:p>
+        <w:p>
+          <w:pPr>
+            <w:pStyle w:val="TOC1"/>
+            <w:tabs>
+              <w:tab w:val="left" w:pos="440"/>
+              <w:tab w:val="right" w:leader="dot" w:pos="9592"/>
+            </w:tabs>
+            <w:rPr>
+              <w:rFonts w:eastAsiaTheme="minorEastAsia"/>
+              <w:noProof/>
+            </w:rPr>
+          </w:pPr>
+          <w:hyperlink w:anchor="_Toc241925541" w:history="1">
+            <w:r>
+              <w:rPr>
+                <w:rStyle w:val="Hyperlink"/>
+                <w:noProof/>
+              </w:rPr>
+              <w:t>5.</w:t>
+            </w:r>
+            <w:r>
+              <w:rPr>
+                <w:rFonts w:eastAsiaTheme="minorEastAsia"/>
+                <w:noProof/>
+              </w:rPr>
+              <w:tab/>
+            </w:r>
+            <w:r>
+              <w:rPr>
+                <w:rStyle w:val="Hyperlink"/>
+                <w:noProof/>
+              </w:rPr>
+              <w:t>System Design</w:t>
+            </w:r>
+            <w:r>
+              <w:rPr>
+                <w:noProof/>
+                <w:webHidden/>
+              </w:rPr>
+              <w:tab/>
+            </w:r>
+            <w:r>
+              <w:rPr>
+                <w:noProof/>
+                <w:webHidden/>
+              </w:rPr>
+              <w:fldChar w:fldCharType="begin"/>
+            </w:r>
+            <w:r>
+              <w:rPr>
+                <w:noProof/>
+                <w:webHidden/>
+              </w:rPr>
+              <w:instrText xml:space="preserve"> PAGEREF _Toc241925541 \h </w:instrText>
+            </w:r>
+            <w:r>
+              <w:rPr>
+                <w:noProof/>
+                <w:webHidden/>
+              </w:rPr>
+            </w:r>
+            <w:r>
+              <w:rPr>
+                <w:noProof/>
+                <w:webHidden/>
+              </w:rPr>
+              <w:fldChar w:fldCharType="separate"/>
+            </w:r>
+            <w:r>
+              <w:rPr>
+                <w:noProof/>
+                <w:webHidden/>
+              </w:rPr>
+              <w:t>8</w:t>
+            </w:r>
+            <w:r>
+              <w:rPr>
+                <w:noProof/>
+                <w:webHidden/>
+              </w:rPr>
+              <w:fldChar w:fldCharType="end"/>
+            </w:r>
+          </w:hyperlink>
+        </w:p>
+        <w:p>
+          <w:pPr>
+            <w:pStyle w:val="TOC1"/>
+            <w:tabs>
+              <w:tab w:val="left" w:pos="440"/>
+              <w:tab w:val="right" w:leader="dot" w:pos="9592"/>
+            </w:tabs>
+            <w:rPr>
+              <w:rFonts w:eastAsiaTheme="minorEastAsia"/>
+              <w:noProof/>
+            </w:rPr>
+          </w:pPr>
+          <w:hyperlink w:anchor="_Toc241925542" w:history="1">
+            <w:r>
+              <w:rPr>
+                <w:rStyle w:val="Hyperlink"/>
+                <w:noProof/>
+              </w:rPr>
+              <w:t>6.</w:t>
+            </w:r>
+            <w:r>
+              <w:rPr>
+                <w:rFonts w:eastAsiaTheme="minorEastAsia"/>
+                <w:noProof/>
+              </w:rPr>
+              <w:tab/>
+            </w:r>
+            <w:r>
+              <w:rPr>
+                <w:rStyle w:val="Hyperlink"/>
+                <w:noProof/>
+              </w:rPr>
+              <w:t>Implementation</w:t>
+            </w:r>
+            <w:r>
+              <w:rPr>
+                <w:noProof/>
+                <w:webHidden/>
+              </w:rPr>
+              <w:tab/>
+            </w:r>
+            <w:r>
+              <w:rPr>
+                <w:noProof/>
+                <w:webHidden/>
+              </w:rPr>
+              <w:fldChar w:fldCharType="begin"/>
+            </w:r>
+            <w:r>
+              <w:rPr>
+                <w:noProof/>
+                <w:webHidden/>
+              </w:rPr>
+              <w:instrText xml:space="preserve"> PAGEREF _Toc241925542 \h </w:instrText>
+            </w:r>
+            <w:r>
+              <w:rPr>
+                <w:noProof/>
+                <w:webHidden/>
+              </w:rPr>
+            </w:r>
+            <w:r>
+              <w:rPr>
+                <w:noProof/>
+                <w:webHidden/>
+              </w:rPr>
+              <w:fldChar w:fldCharType="separate"/>
+            </w:r>
+            <w:r>
+              <w:rPr>
+                <w:noProof/>
+                <w:webHidden/>
+              </w:rPr>
+              <w:t>8</w:t>
+            </w:r>
+            <w:r>
+              <w:rPr>
+                <w:noProof/>
+                <w:webHidden/>
+              </w:rPr>
+              <w:fldChar w:fldCharType="end"/>
+            </w:r>
+          </w:hyperlink>
+        </w:p>
+        <w:p>
+          <w:pPr>
+            <w:pStyle w:val="TOC1"/>
+            <w:tabs>
+              <w:tab w:val="left" w:pos="440"/>
+              <w:tab w:val="right" w:leader="dot" w:pos="9592"/>
+            </w:tabs>
+            <w:rPr>
+              <w:rFonts w:eastAsiaTheme="minorEastAsia"/>
+              <w:noProof/>
+            </w:rPr>
+          </w:pPr>
+          <w:hyperlink w:anchor="_Toc241925543" w:history="1">
+            <w:r>
+              <w:rPr>
+                <w:rStyle w:val="Hyperlink"/>
+                <w:noProof/>
+              </w:rPr>
+              <w:t>7.</w:t>
+            </w:r>
+            <w:r>
+              <w:rPr>
+                <w:rFonts w:eastAsiaTheme="minorEastAsia"/>
+                <w:noProof/>
+              </w:rPr>
+              <w:tab/>
+            </w:r>
+            <w:r>
+              <w:rPr>
+                <w:rStyle w:val="Hyperlink"/>
+                <w:noProof/>
+              </w:rPr>
+              <w:t>Testing/Results</w:t>
+            </w:r>
+            <w:r>
+              <w:rPr>
+                <w:noProof/>
+                <w:webHidden/>
+              </w:rPr>
+              <w:tab/>
+            </w:r>
+            <w:r>
+              <w:rPr>
+                <w:noProof/>
+                <w:webHidden/>
+              </w:rPr>
+              <w:fldChar w:fldCharType="begin"/>
+            </w:r>
+            <w:r>
+              <w:rPr>
+                <w:noProof/>
+                <w:webHidden/>
+              </w:rPr>
+              <w:instrText xml:space="preserve"> PAGEREF _Toc241925543 \h </w:instrText>
+            </w:r>
+            <w:r>
+              <w:rPr>
+                <w:noProof/>
+                <w:webHidden/>
+              </w:rPr>
+            </w:r>
+            <w:r>
+              <w:rPr>
+                <w:noProof/>
+                <w:webHidden/>
+              </w:rPr>
+              <w:fldChar w:fldCharType="separate"/>
+            </w:r>
+            <w:r>
+              <w:rPr>
+                <w:noProof/>
+                <w:webHidden/>
+              </w:rPr>
+              <w:t>8</w:t>
+            </w:r>
+            <w:r>
+              <w:rPr>
+                <w:noProof/>
+                <w:webHidden/>
+              </w:rPr>
+              <w:fldChar w:fldCharType="end"/>
+            </w:r>
+          </w:hyperlink>
+        </w:p>
+        <w:p>
+          <w:pPr>
+            <w:pStyle w:val="TOC1"/>
+            <w:tabs>
+              <w:tab w:val="left" w:pos="440"/>
+              <w:tab w:val="right" w:leader="dot" w:pos="9592"/>
+            </w:tabs>
+            <w:rPr>
+              <w:rFonts w:eastAsiaTheme="minorEastAsia"/>
+              <w:noProof/>
+            </w:rPr>
+          </w:pPr>
+          <w:hyperlink w:anchor="_Toc241925544" w:history="1">
+            <w:r>
+              <w:rPr>
+                <w:rStyle w:val="Hyperlink"/>
+                <w:noProof/>
+              </w:rPr>
+              <w:t>8.</w:t>
+            </w:r>
+            <w:r>
+              <w:rPr>
+                <w:rFonts w:eastAsiaTheme="minorEastAsia"/>
+                <w:noProof/>
+              </w:rPr>
+              <w:tab/>
+            </w:r>
+            <w:r>
+              <w:rPr>
+                <w:rStyle w:val="Hyperlink"/>
+                <w:noProof/>
+              </w:rPr>
+              <w:t>Conclusion</w:t>
+            </w:r>
+            <w:r>
+              <w:rPr>
+                <w:noProof/>
+                <w:webHidden/>
+              </w:rPr>
+              <w:tab/>
+            </w:r>
+            <w:r>
+              <w:rPr>
+                <w:noProof/>
+                <w:webHidden/>
+              </w:rPr>
+              <w:fldChar w:fldCharType="begin"/>
+            </w:r>
+            <w:r>
+              <w:rPr>
+                <w:noProof/>
+                <w:webHidden/>
+              </w:rPr>
+              <w:instrText xml:space="preserve"> PAGEREF _Toc241925544 \h </w:instrText>
+            </w:r>
+            <w:r>
+              <w:rPr>
+                <w:noProof/>
+                <w:webHidden/>
+              </w:rPr>
+            </w:r>
+            <w:r>
+              <w:rPr>
+                <w:noProof/>
+                <w:webHidden/>
+              </w:rPr>
+              <w:fldChar w:fldCharType="separate"/>
+            </w:r>
+            <w:r>
+              <w:rPr>
+                <w:noProof/>
+                <w:webHidden/>
+              </w:rPr>
+              <w:t>8</w:t>
+            </w:r>
+            <w:r>
+              <w:rPr>
+                <w:noProof/>
+                <w:webHidden/>
+              </w:rPr>
+              <w:fldChar w:fldCharType="end"/>
+            </w:r>
+          </w:hyperlink>
+        </w:p>
+        <w:p>
+          <w:pPr>
+            <w:pStyle w:val="TOC1"/>
+            <w:tabs>
+              <w:tab w:val="left" w:pos="440"/>
+              <w:tab w:val="right" w:leader="dot" w:pos="9592"/>
+            </w:tabs>
+            <w:rPr>
+              <w:rFonts w:eastAsiaTheme="minorEastAsia"/>
+              <w:noProof/>
+            </w:rPr>
+          </w:pPr>
+          <w:hyperlink w:anchor="_Toc241925545" w:history="1">
+            <w:r>
+              <w:rPr>
+                <w:rStyle w:val="Hyperlink"/>
+                <w:noProof/>
+              </w:rPr>
+              <w:t>9.</w:t>
+            </w:r>
+            <w:r>
+              <w:rPr>
+                <w:rFonts w:eastAsiaTheme="minorEastAsia"/>
+                <w:noProof/>
+              </w:rPr>
+              <w:tab/>
+            </w:r>
+            <w:r>
+              <w:rPr>
+                <w:rStyle w:val="Hyperlink"/>
+                <w:noProof/>
+              </w:rPr>
+              <w:t>References</w:t>
+            </w:r>
+            <w:r>
+              <w:rPr>
+                <w:noProof/>
+                <w:webHidden/>
+              </w:rPr>
+              <w:tab/>
+            </w:r>
+            <w:r>
+              <w:rPr>
+                <w:noProof/>
+                <w:webHidden/>
+              </w:rPr>
+              <w:fldChar w:fldCharType="begin"/>
+            </w:r>
+            <w:r>
+              <w:rPr>
+                <w:noProof/>
+                <w:webHidden/>
+              </w:rPr>
+              <w:instrText xml:space="preserve"> PAGEREF _Toc241925545 \h </w:instrText>
+            </w:r>
+            <w:r>
+              <w:rPr>
+                <w:noProof/>
+                <w:webHidden/>
+              </w:rPr>
+            </w:r>
+            <w:r>
+              <w:rPr>
+                <w:noProof/>
+                <w:webHidden/>
+              </w:rPr>
+              <w:fldChar w:fldCharType="separate"/>
+            </w:r>
+            <w:r>
+              <w:rPr>
+                <w:noProof/>
+                <w:webHidden/>
+              </w:rPr>
+              <w:t>8</w:t>
+            </w:r>
+            <w:r>
+              <w:rPr>
+                <w:noProof/>
+                <w:webHidden/>
+              </w:rPr>
+              <w:fldChar w:fldCharType="end"/>
+            </w:r>
+          </w:hyperlink>
+        </w:p>
+        <w:p>
+          <w:pPr>
+            <w:pStyle w:val="TOC1"/>
+            <w:tabs>
+              <w:tab w:val="left" w:pos="660"/>
+              <w:tab w:val="right" w:leader="dot" w:pos="9592"/>
+            </w:tabs>
+            <w:rPr>
+              <w:rFonts w:eastAsiaTheme="minorEastAsia"/>
+              <w:noProof/>
+            </w:rPr>
+          </w:pPr>
+          <w:hyperlink w:anchor="_Toc241925546" w:history="1">
+            <w:r>
+              <w:rPr>
+                <w:rStyle w:val="Hyperlink"/>
+                <w:noProof/>
+              </w:rPr>
+              <w:t>10.</w:t>
+            </w:r>
+            <w:r>
+              <w:rPr>
+                <w:rFonts w:eastAsiaTheme="minorEastAsia"/>
+                <w:noProof/>
+              </w:rPr>
+              <w:tab/>
+            </w:r>
+            <w:r>
+              <w:rPr>
+                <w:rStyle w:val="Hyperlink"/>
+                <w:noProof/>
+              </w:rPr>
+              <w:t>Appendices</w:t>
+            </w:r>
+            <w:r>
+              <w:rPr>
+                <w:noProof/>
+                <w:webHidden/>
+              </w:rPr>
+              <w:tab/>
+            </w:r>
+            <w:r>
+              <w:rPr>
+                <w:noProof/>
+                <w:webHidden/>
+              </w:rPr>
+              <w:fldChar w:fldCharType="begin"/>
+            </w:r>
+            <w:r>
+              <w:rPr>
+                <w:noProof/>
+                <w:webHidden/>
+              </w:rPr>
+              <w:instrText xml:space="preserve"> PAGEREF _Toc241925546 \h </w:instrText>
+            </w:r>
+            <w:r>
+              <w:rPr>
+                <w:noProof/>
+                <w:webHidden/>
+              </w:rPr>
+            </w:r>
+            <w:r>
+              <w:rPr>
+                <w:noProof/>
+                <w:webHidden/>
+              </w:rPr>
+              <w:fldChar w:fldCharType="separate"/>
+            </w:r>
+            <w:r>
+              <w:rPr>
+                <w:noProof/>
+                <w:webHidden/>
+              </w:rPr>
+              <w:t>8</w:t>
             </w:r>
             <w:r>
               <w:rPr>
@@ -1423,7 +2016,7 @@
           <w:numId w:val="7"/>
         </w:numPr>
       </w:pPr>
-      <w:bookmarkStart w:id="0" w:name="_Toc240387928"/>
+      <w:bookmarkStart w:id="0" w:name="_Toc241925530"/>
       <w:r>
         <w:lastRenderedPageBreak/>
         <w:t>Introduction:</w:t>
@@ -1641,7 +2234,7 @@
           <w:numId w:val="7"/>
         </w:numPr>
       </w:pPr>
-      <w:bookmarkStart w:id="1" w:name="_Toc240387929"/>
+      <w:bookmarkStart w:id="1" w:name="_Toc241925531"/>
       <w:r>
         <w:t>Pro</w:t>
       </w:r>
@@ -1847,7 +2440,7 @@
           <w:numId w:val="7"/>
         </w:numPr>
       </w:pPr>
-      <w:bookmarkStart w:id="2" w:name="_Toc240387930"/>
+      <w:bookmarkStart w:id="2" w:name="_Toc241925532"/>
       <w:r>
         <w:lastRenderedPageBreak/>
         <w:t>Aim</w:t>
@@ -1939,7 +2532,7 @@
           <w:numId w:val="7"/>
         </w:numPr>
       </w:pPr>
-      <w:bookmarkStart w:id="3" w:name="_Toc240387931"/>
+      <w:bookmarkStart w:id="3" w:name="_Toc241925533"/>
       <w:r>
         <w:t>Objectives</w:t>
       </w:r>
@@ -2201,7 +2794,7 @@
           <w:numId w:val="7"/>
         </w:numPr>
       </w:pPr>
-      <w:bookmarkStart w:id="4" w:name="_Toc240387932"/>
+      <w:bookmarkStart w:id="4" w:name="_Toc241925534"/>
       <w:r>
         <w:lastRenderedPageBreak/>
         <w:t>Legal And Ethical.</w:t>
@@ -2217,7 +2810,7 @@
           <w:numId w:val="7"/>
         </w:numPr>
       </w:pPr>
-      <w:bookmarkStart w:id="5" w:name="_Toc240387933"/>
+      <w:bookmarkStart w:id="5" w:name="_Toc241925535"/>
       <w:r>
         <w:t>Report Outline.</w:t>
       </w:r>
@@ -2232,7 +2825,7 @@
         </w:numPr>
         <w:jc w:val="both"/>
       </w:pPr>
-      <w:bookmarkStart w:id="6" w:name="_Toc240387934"/>
+      <w:bookmarkStart w:id="6" w:name="_Toc241925536"/>
       <w:r>
         <w:t>Literature/technology review</w:t>
       </w:r>
@@ -2257,7 +2850,7 @@
           <w:numId w:val="7"/>
         </w:numPr>
       </w:pPr>
-      <w:bookmarkStart w:id="7" w:name="_Toc240387935"/>
+      <w:bookmarkStart w:id="7" w:name="_Toc241925537"/>
       <w:r>
         <w:t>Literature Review</w:t>
       </w:r>
@@ -2272,7 +2865,7 @@
           <w:numId w:val="7"/>
         </w:numPr>
       </w:pPr>
-      <w:bookmarkStart w:id="8" w:name="_Toc240387936"/>
+      <w:bookmarkStart w:id="8" w:name="_Toc241925538"/>
       <w:r>
         <w:t>Technology Review</w:t>
       </w:r>
@@ -2298,7 +2891,7 @@
         </w:numPr>
         <w:jc w:val="both"/>
       </w:pPr>
-      <w:bookmarkStart w:id="9" w:name="_Toc240387937"/>
+      <w:bookmarkStart w:id="9" w:name="_Toc241925539"/>
       <w:r>
         <w:t>Methodology</w:t>
       </w:r>
@@ -3108,14 +3701,104 @@
     </w:p>
     <w:p>
       <w:pPr>
-        <w:spacing w:line="360" w:lineRule="auto"/>
-        <w:jc w:val="both"/>
-        <w:rPr>
-          <w:rFonts w:ascii="Times New Roman" w:hAnsi="Times New Roman" w:cs="Times New Roman"/>
-          <w:sz w:val="24"/>
-          <w:szCs w:val="24"/>
-        </w:rPr>
-      </w:pPr>
+        <w:pStyle w:val="Heading1"/>
+        <w:numPr>
+          <w:ilvl w:val="0"/>
+          <w:numId w:val="7"/>
+        </w:numPr>
+      </w:pPr>
+      <w:bookmarkStart w:id="10" w:name="_Toc241925540"/>
+      <w:r>
+        <w:t>Requirement Engineering</w:t>
+      </w:r>
+      <w:bookmarkEnd w:id="10"/>
+    </w:p>
+    <w:p>
+      <w:pPr>
+        <w:pStyle w:val="Heading1"/>
+        <w:numPr>
+          <w:ilvl w:val="0"/>
+          <w:numId w:val="7"/>
+        </w:numPr>
+      </w:pPr>
+      <w:bookmarkStart w:id="11" w:name="_Toc241925541"/>
+      <w:r>
+        <w:t>System Design</w:t>
+      </w:r>
+      <w:bookmarkEnd w:id="11"/>
+    </w:p>
+    <w:p>
+      <w:pPr>
+        <w:pStyle w:val="Heading1"/>
+        <w:numPr>
+          <w:ilvl w:val="0"/>
+          <w:numId w:val="7"/>
+        </w:numPr>
+      </w:pPr>
+      <w:bookmarkStart w:id="12" w:name="_Toc241925542"/>
+      <w:r>
+        <w:t>Implementation</w:t>
+      </w:r>
+      <w:bookmarkEnd w:id="12"/>
+    </w:p>
+    <w:p>
+      <w:pPr>
+        <w:pStyle w:val="Heading1"/>
+        <w:numPr>
+          <w:ilvl w:val="0"/>
+          <w:numId w:val="7"/>
+        </w:numPr>
+      </w:pPr>
+      <w:bookmarkStart w:id="13" w:name="_Toc241925543"/>
+      <w:r>
+        <w:t>Testing/Results</w:t>
+      </w:r>
+      <w:bookmarkEnd w:id="13"/>
+    </w:p>
+    <w:p>
+      <w:pPr>
+        <w:pStyle w:val="Heading1"/>
+        <w:numPr>
+          <w:ilvl w:val="0"/>
+          <w:numId w:val="7"/>
+        </w:numPr>
+      </w:pPr>
+      <w:bookmarkStart w:id="14" w:name="_Toc241925544"/>
+      <w:r>
+        <w:t>Conclusion</w:t>
+      </w:r>
+      <w:bookmarkEnd w:id="14"/>
+    </w:p>
+    <w:p>
+      <w:pPr>
+        <w:pStyle w:val="Heading1"/>
+        <w:numPr>
+          <w:ilvl w:val="0"/>
+          <w:numId w:val="7"/>
+        </w:numPr>
+      </w:pPr>
+      <w:bookmarkStart w:id="15" w:name="_Toc241925545"/>
+      <w:r>
+        <w:t>References</w:t>
+      </w:r>
+      <w:bookmarkEnd w:id="15"/>
+      <w:r>
+        <w:t xml:space="preserve"> </w:t>
+      </w:r>
+    </w:p>
+    <w:p>
+      <w:pPr>
+        <w:pStyle w:val="Heading1"/>
+        <w:numPr>
+          <w:ilvl w:val="0"/>
+          <w:numId w:val="7"/>
+        </w:numPr>
+      </w:pPr>
+      <w:bookmarkStart w:id="16" w:name="_Toc241925546"/>
+      <w:r>
+        <w:t>Appendices</w:t>
+      </w:r>
+      <w:bookmarkEnd w:id="16"/>
     </w:p>
     <w:p>
       <w:pPr>
